--- a/paper/Attorney_AI_Technical_Dossier.docx
+++ b/paper/Attorney_AI_Technical_Dossier.docx
@@ -939,7 +939,7 @@
           <w:rFonts w:ascii="Times New Roman" w:hAnsi="Times New Roman"/>
           <w:sz w:val="22"/>
         </w:rPr>
-        <w:t>The action cost vector is a hand-set prior, not derived. Expect a reviewer to press on this.</w:t>
+        <w:t>RESOLVED: the action cost vector was not merely hand-set, it was inert - 512 cost vectors over 65 decision points changed no action. Replaced with an expected-loss rule over an explicit harm matrix; the threshold is now the harm ratio by derivation. rho remains unelicited.</w:t>
       </w:r>
     </w:p>
     <w:p>
